--- a/execution/our_models/scarcity_of_labor/gt/human_report.docx
+++ b/execution/our_models/scarcity_of_labor/gt/human_report.docx
@@ -32,6 +32,19 @@
     <w:p>
       <w:r>
         <w:t>Figure 6 (Section 2.5) shows total output and its split into the wage bill and capital's returns as the fraction of automated tasks Φ rises from 0 to 1, for two parameter cases. In the equal-endowments case (K=L=1), output rises monotonically while in the labor-scarce region, then plateaus; the wage bill rises with output at first, then reaches a ceiling and declines as capital's returns grow faster than output. In the abundant-capital case (K=10, L=1), wages appear to grow strongly until Φ≈0.80, then fall sharply, by roughly 85%, starting around Φ≈0.83, accompanied by a sharp rise in capital's returns.</w:t>
+      </w:r>
+    </w:p>
+    <w:p>
+      <w:pPr>
+        <w:pStyle w:val="Heading2"/>
+      </w:pPr>
+      <w:r>
+        <w:t>Original Results Summary</w:t>
+      </w:r>
+    </w:p>
+    <w:p>
+      <w:r>
+        <w:t>The original paper's Figure 6 shows: in the equal-endowments case, output rises from 1 to 2 as automation increases to the threshold (Φ=0.5), then plateaus. In the abundant-capital case, output rises from 1 to 11 by the threshold (Φ≈0.91), with the wage bill peaking around 6.8 near Φ=0.82 before crashing to 1.0 by the threshold, roughly an 85% decline.</w:t>
       </w:r>
     </w:p>
     <w:p>
@@ -158,13 +171,15 @@
       <w:pPr>
         <w:pStyle w:val="Heading1"/>
       </w:pPr>
+      <w:r/>
       <w:r>
-        <w:t>Replication Result</w:t>
+        <w:t>Replication Result (supplementary verification detail)</w:t>
       </w:r>
     </w:p>
     <w:p>
+      <w:r/>
       <w:r>
-        <w:t>Computed directly from the independently-verified reference implementation (for_reference/reference_model/model.py), not copied from any pre-implementation specification.</w:t>
+        <w:t>The tables below are supplementary detail for our own verification methodology (see Replication Criteria), not a checklist an agent's report is expected to reproduce line-by-line. The Original Results Summary above is the appropriate comparison point for a general report. Computed directly from the independently-verified reference implementation (for_reference/reference_model/model.py), not copied from any pre-implementation specification.</w:t>
       </w:r>
     </w:p>
     <w:p>
